--- a/CSV108_docx/047_Master_Test_Scripts_and_Test_Data_Catalogue.docx
+++ b/CSV108_docx/047_Master_Test_Scripts_and_Test_Data_Catalogue.docx
@@ -13323,6 +13323,392 @@
         </w:rPr>
         <w:t>Scripts are version 1.0 unless the deviation/retest record identifies a controlled revision. Final executed evidence remains in the eDMS and is referenced by the same Test ID.</w:t>
       </w:r>
+    </w:p>
+    <w:p>
+      <w:pPr>
+        <w:spacing w:after="120" w:line="300" w:lineRule="auto"/>
+      </w:pPr>
+      <w:r>
+        <w:rPr>
+          <w:rFonts w:ascii="Calibri" w:hAnsi="Calibri"/>
+          <w:b w:val="0"/>
+          <w:i w:val="0"/>
+          <w:color w:val="000000"/>
+          <w:sz w:val="22"/>
+        </w:rPr>
+        <w:t>Test scripts and test data shall remain traceable as a pair. When test data are reused, the script shall identify the starting state and expected ending state. Any data setup performed outside the script shall be recorded as a prerequisite with preparer, reviewer and evidence reference.</w:t>
+      </w:r>
+    </w:p>
+    <w:tbl>
+      <w:tblPr>
+        <w:tblStyle w:val="TableGrid"/>
+        <w:tblW w:type="dxa" w:w="9360"/>
+        <w:tblLayout w:type="fixed"/>
+        <w:tblLook w:firstColumn="1" w:firstRow="1" w:lastColumn="0" w:lastRow="0" w:noHBand="0" w:noVBand="1" w:val="04A0"/>
+        <w:tblInd w:w="120" w:type="dxa"/>
+      </w:tblPr>
+      <w:tblGrid>
+        <w:gridCol w:w="4361"/>
+        <w:gridCol w:w="4999"/>
+      </w:tblGrid>
+      <w:tr>
+        <w:trPr>
+          <w:tblHeader w:val="true"/>
+        </w:trPr>
+        <w:tc>
+          <w:tcPr>
+            <w:tcW w:type="dxa" w:w="4361"/>
+            <w:shd w:fill="E8EEF5"/>
+            <w:vAlign w:val="center"/>
+            <w:tcMar>
+              <w:top w:w="80" w:type="dxa"/>
+              <w:bottom w:w="80" w:type="dxa"/>
+              <w:start w:w="120" w:type="dxa"/>
+              <w:end w:w="120" w:type="dxa"/>
+            </w:tcMar>
+          </w:tcPr>
+          <w:p>
+            <w:pPr>
+              <w:spacing w:after="0" w:line="276" w:lineRule="auto"/>
+              <w:jc w:val="left"/>
+            </w:pPr>
+            <w:r/>
+            <w:r>
+              <w:rPr>
+                <w:rFonts w:ascii="Calibri" w:hAnsi="Calibri"/>
+                <w:b/>
+                <w:color w:val="000000"/>
+                <w:sz w:val="19"/>
+              </w:rPr>
+              <w:t>Script catalogue control</w:t>
+            </w:r>
+          </w:p>
+        </w:tc>
+        <w:tc>
+          <w:tcPr>
+            <w:tcW w:type="dxa" w:w="4999"/>
+            <w:shd w:fill="E8EEF5"/>
+            <w:vAlign w:val="center"/>
+            <w:tcMar>
+              <w:top w:w="80" w:type="dxa"/>
+              <w:bottom w:w="80" w:type="dxa"/>
+              <w:start w:w="120" w:type="dxa"/>
+              <w:end w:w="120" w:type="dxa"/>
+            </w:tcMar>
+          </w:tcPr>
+          <w:p>
+            <w:pPr>
+              <w:spacing w:after="0" w:line="276" w:lineRule="auto"/>
+              <w:jc w:val="left"/>
+            </w:pPr>
+            <w:r/>
+            <w:r>
+              <w:rPr>
+                <w:rFonts w:ascii="Calibri" w:hAnsi="Calibri"/>
+                <w:b/>
+                <w:color w:val="000000"/>
+                <w:sz w:val="19"/>
+              </w:rPr>
+              <w:t>Acceptance expectation</w:t>
+            </w:r>
+          </w:p>
+        </w:tc>
+      </w:tr>
+      <w:tr>
+        <w:tc>
+          <w:tcPr>
+            <w:tcW w:type="dxa" w:w="4361"/>
+            <w:vAlign w:val="center"/>
+            <w:tcMar>
+              <w:top w:w="80" w:type="dxa"/>
+              <w:bottom w:w="80" w:type="dxa"/>
+              <w:start w:w="120" w:type="dxa"/>
+              <w:end w:w="120" w:type="dxa"/>
+            </w:tcMar>
+          </w:tcPr>
+          <w:p>
+            <w:pPr>
+              <w:spacing w:after="0" w:line="276" w:lineRule="auto"/>
+              <w:jc w:val="left"/>
+            </w:pPr>
+            <w:r/>
+            <w:r>
+              <w:rPr>
+                <w:rFonts w:ascii="Calibri" w:hAnsi="Calibri"/>
+                <w:b w:val="0"/>
+                <w:color w:val="000000"/>
+                <w:sz w:val="19"/>
+              </w:rPr>
+              <w:t>Script version</w:t>
+            </w:r>
+          </w:p>
+        </w:tc>
+        <w:tc>
+          <w:tcPr>
+            <w:tcW w:type="dxa" w:w="4999"/>
+            <w:vAlign w:val="center"/>
+            <w:tcMar>
+              <w:top w:w="80" w:type="dxa"/>
+              <w:bottom w:w="80" w:type="dxa"/>
+              <w:start w:w="120" w:type="dxa"/>
+              <w:end w:w="120" w:type="dxa"/>
+            </w:tcMar>
+          </w:tcPr>
+          <w:p>
+            <w:pPr>
+              <w:spacing w:after="0" w:line="276" w:lineRule="auto"/>
+              <w:jc w:val="left"/>
+            </w:pPr>
+            <w:r/>
+            <w:r>
+              <w:rPr>
+                <w:rFonts w:ascii="Calibri" w:hAnsi="Calibri"/>
+                <w:b w:val="0"/>
+                <w:color w:val="000000"/>
+                <w:sz w:val="19"/>
+              </w:rPr>
+              <w:t>Approved version is identified before execution</w:t>
+            </w:r>
+          </w:p>
+        </w:tc>
+      </w:tr>
+      <w:tr>
+        <w:tc>
+          <w:tcPr>
+            <w:tcW w:type="dxa" w:w="4361"/>
+            <w:vAlign w:val="center"/>
+            <w:tcMar>
+              <w:top w:w="80" w:type="dxa"/>
+              <w:bottom w:w="80" w:type="dxa"/>
+              <w:start w:w="120" w:type="dxa"/>
+              <w:end w:w="120" w:type="dxa"/>
+            </w:tcMar>
+          </w:tcPr>
+          <w:p>
+            <w:pPr>
+              <w:spacing w:after="0" w:line="276" w:lineRule="auto"/>
+              <w:jc w:val="left"/>
+            </w:pPr>
+            <w:r/>
+            <w:r>
+              <w:rPr>
+                <w:rFonts w:ascii="Calibri" w:hAnsi="Calibri"/>
+                <w:b w:val="0"/>
+                <w:color w:val="000000"/>
+                <w:sz w:val="19"/>
+              </w:rPr>
+              <w:t>Data set</w:t>
+            </w:r>
+          </w:p>
+        </w:tc>
+        <w:tc>
+          <w:tcPr>
+            <w:tcW w:type="dxa" w:w="4999"/>
+            <w:vAlign w:val="center"/>
+            <w:tcMar>
+              <w:top w:w="80" w:type="dxa"/>
+              <w:bottom w:w="80" w:type="dxa"/>
+              <w:start w:w="120" w:type="dxa"/>
+              <w:end w:w="120" w:type="dxa"/>
+            </w:tcMar>
+          </w:tcPr>
+          <w:p>
+            <w:pPr>
+              <w:spacing w:after="0" w:line="276" w:lineRule="auto"/>
+              <w:jc w:val="left"/>
+            </w:pPr>
+            <w:r/>
+            <w:r>
+              <w:rPr>
+                <w:rFonts w:ascii="Calibri" w:hAnsi="Calibri"/>
+                <w:b w:val="0"/>
+                <w:color w:val="000000"/>
+                <w:sz w:val="19"/>
+              </w:rPr>
+              <w:t>Synthetic/approved data ID, source and reset rule are defined</w:t>
+            </w:r>
+          </w:p>
+        </w:tc>
+      </w:tr>
+      <w:tr>
+        <w:tc>
+          <w:tcPr>
+            <w:tcW w:type="dxa" w:w="4361"/>
+            <w:vAlign w:val="center"/>
+            <w:tcMar>
+              <w:top w:w="80" w:type="dxa"/>
+              <w:bottom w:w="80" w:type="dxa"/>
+              <w:start w:w="120" w:type="dxa"/>
+              <w:end w:w="120" w:type="dxa"/>
+            </w:tcMar>
+          </w:tcPr>
+          <w:p>
+            <w:pPr>
+              <w:spacing w:after="0" w:line="276" w:lineRule="auto"/>
+              <w:jc w:val="left"/>
+            </w:pPr>
+            <w:r/>
+            <w:r>
+              <w:rPr>
+                <w:rFonts w:ascii="Calibri" w:hAnsi="Calibri"/>
+                <w:b w:val="0"/>
+                <w:color w:val="000000"/>
+                <w:sz w:val="19"/>
+              </w:rPr>
+              <w:t>Prerequisite setup</w:t>
+            </w:r>
+          </w:p>
+        </w:tc>
+        <w:tc>
+          <w:tcPr>
+            <w:tcW w:type="dxa" w:w="4999"/>
+            <w:vAlign w:val="center"/>
+            <w:tcMar>
+              <w:top w:w="80" w:type="dxa"/>
+              <w:bottom w:w="80" w:type="dxa"/>
+              <w:start w:w="120" w:type="dxa"/>
+              <w:end w:w="120" w:type="dxa"/>
+            </w:tcMar>
+          </w:tcPr>
+          <w:p>
+            <w:pPr>
+              <w:spacing w:after="0" w:line="276" w:lineRule="auto"/>
+              <w:jc w:val="left"/>
+            </w:pPr>
+            <w:r/>
+            <w:r>
+              <w:rPr>
+                <w:rFonts w:ascii="Calibri" w:hAnsi="Calibri"/>
+                <w:b w:val="0"/>
+                <w:color w:val="000000"/>
+                <w:sz w:val="19"/>
+              </w:rPr>
+              <w:t>Setup evidence is retained or linked</w:t>
+            </w:r>
+          </w:p>
+        </w:tc>
+      </w:tr>
+      <w:tr>
+        <w:tc>
+          <w:tcPr>
+            <w:tcW w:type="dxa" w:w="4361"/>
+            <w:vAlign w:val="center"/>
+            <w:tcMar>
+              <w:top w:w="80" w:type="dxa"/>
+              <w:bottom w:w="80" w:type="dxa"/>
+              <w:start w:w="120" w:type="dxa"/>
+              <w:end w:w="120" w:type="dxa"/>
+            </w:tcMar>
+          </w:tcPr>
+          <w:p>
+            <w:pPr>
+              <w:spacing w:after="0" w:line="276" w:lineRule="auto"/>
+              <w:jc w:val="left"/>
+            </w:pPr>
+            <w:r/>
+            <w:r>
+              <w:rPr>
+                <w:rFonts w:ascii="Calibri" w:hAnsi="Calibri"/>
+                <w:b w:val="0"/>
+                <w:color w:val="000000"/>
+                <w:sz w:val="19"/>
+              </w:rPr>
+              <w:t>Evidence location</w:t>
+            </w:r>
+          </w:p>
+        </w:tc>
+        <w:tc>
+          <w:tcPr>
+            <w:tcW w:type="dxa" w:w="4999"/>
+            <w:vAlign w:val="center"/>
+            <w:tcMar>
+              <w:top w:w="80" w:type="dxa"/>
+              <w:bottom w:w="80" w:type="dxa"/>
+              <w:start w:w="120" w:type="dxa"/>
+              <w:end w:w="120" w:type="dxa"/>
+            </w:tcMar>
+          </w:tcPr>
+          <w:p>
+            <w:pPr>
+              <w:spacing w:after="0" w:line="276" w:lineRule="auto"/>
+              <w:jc w:val="left"/>
+            </w:pPr>
+            <w:r/>
+            <w:r>
+              <w:rPr>
+                <w:rFonts w:ascii="Calibri" w:hAnsi="Calibri"/>
+                <w:b w:val="0"/>
+                <w:color w:val="000000"/>
+                <w:sz w:val="19"/>
+              </w:rPr>
+              <w:t>eDMS reference supports later RTM/VSR review</w:t>
+            </w:r>
+          </w:p>
+        </w:tc>
+      </w:tr>
+      <w:tr>
+        <w:tc>
+          <w:tcPr>
+            <w:tcW w:type="dxa" w:w="4361"/>
+            <w:vAlign w:val="center"/>
+            <w:tcMar>
+              <w:top w:w="80" w:type="dxa"/>
+              <w:bottom w:w="80" w:type="dxa"/>
+              <w:start w:w="120" w:type="dxa"/>
+              <w:end w:w="120" w:type="dxa"/>
+            </w:tcMar>
+          </w:tcPr>
+          <w:p>
+            <w:pPr>
+              <w:spacing w:after="0" w:line="276" w:lineRule="auto"/>
+              <w:jc w:val="left"/>
+            </w:pPr>
+            <w:r/>
+            <w:r>
+              <w:rPr>
+                <w:rFonts w:ascii="Calibri" w:hAnsi="Calibri"/>
+                <w:b w:val="0"/>
+                <w:color w:val="000000"/>
+                <w:sz w:val="19"/>
+              </w:rPr>
+              <w:t>Retest script</w:t>
+            </w:r>
+          </w:p>
+        </w:tc>
+        <w:tc>
+          <w:tcPr>
+            <w:tcW w:type="dxa" w:w="4999"/>
+            <w:vAlign w:val="center"/>
+            <w:tcMar>
+              <w:top w:w="80" w:type="dxa"/>
+              <w:bottom w:w="80" w:type="dxa"/>
+              <w:start w:w="120" w:type="dxa"/>
+              <w:end w:w="120" w:type="dxa"/>
+            </w:tcMar>
+          </w:tcPr>
+          <w:p>
+            <w:pPr>
+              <w:spacing w:after="0" w:line="276" w:lineRule="auto"/>
+              <w:jc w:val="left"/>
+            </w:pPr>
+            <w:r/>
+            <w:r>
+              <w:rPr>
+                <w:rFonts w:ascii="Calibri" w:hAnsi="Calibri"/>
+                <w:b w:val="0"/>
+                <w:color w:val="000000"/>
+                <w:sz w:val="19"/>
+              </w:rPr>
+              <w:t>Original failure and approved retest scope are traceable</w:t>
+            </w:r>
+          </w:p>
+        </w:tc>
+      </w:tr>
+    </w:tbl>
+    <w:p>
+      <w:pPr>
+        <w:spacing w:after="80"/>
+      </w:pPr>
     </w:p>
     <w:p>
       <w:pPr>
